--- a/网八技校模拟赛Ⅰ/端倪发生器/端倪发生器.docx
+++ b/网八技校模拟赛Ⅰ/端倪发生器/端倪发生器.docx
@@ -181,7 +181,160 @@
           <w:szCs w:val="24"/>
           <w:lang w:eastAsia="zh-CN"/>
         </w:rPr>
-        <w:t>读者可以自行证明，2018年的UNR day2</w:t>
+        <w:t>读者可以自行证明，2018年的UNR day2 T3是一个长度为N的序列，每个元素是绝对值不超过10^9的整shun。老中医发现一段和为0的区间能够发生端倪，如果有足够多的端倪就能够制造出端倪发生器，我们定义一段区间的端倪强度为区间内所有和为0的子区间的长度之和，现在老中医要在这个序列中选择M个区间，询问每个区间的端倪强度。</w:t>
+      </w:r>
+    </w:p>
+    <w:p>
+      <w:pPr>
+        <w:ind w:firstLine="420" w:firstLineChars="0"/>
+        <w:jc w:val="both"/>
+        <w:rPr>
+          <w:rFonts w:hint="eastAsia"/>
+          <w:b w:val="0"/>
+          <w:bCs w:val="0"/>
+          <w:sz w:val="24"/>
+          <w:szCs w:val="24"/>
+          <w:lang w:eastAsia="zh-CN"/>
+        </w:rPr>
+      </w:pPr>
+      <w:r>
+        <w:rPr>
+          <w:rFonts w:hint="default"/>
+          <w:b w:val="0"/>
+          <w:bCs w:val="0"/>
+          <w:sz w:val="24"/>
+          <w:szCs w:val="24"/>
+          <w:lang w:eastAsia="zh-CN"/>
+        </w:rPr>
+        <w:t>为了防止你对操作进行离线，询问通过lstans加密。Lstans表示上一次询问的答案，对于第一次询问，我们令lstans = 0;</w:t>
+      </w:r>
+    </w:p>
+    <w:p>
+      <w:pPr>
+        <w:ind w:firstLine="420" w:firstLineChars="0"/>
+        <w:jc w:val="both"/>
+        <w:rPr>
+          <w:rFonts w:hint="eastAsia"/>
+          <w:b w:val="0"/>
+          <w:bCs w:val="0"/>
+          <w:sz w:val="24"/>
+          <w:szCs w:val="24"/>
+          <w:lang w:val="en-US" w:eastAsia="zh-CN"/>
+        </w:rPr>
+      </w:pPr>
+      <w:r>
+        <w:rPr>
+          <w:rFonts w:hint="eastAsia"/>
+          <w:b w:val="0"/>
+          <w:bCs w:val="0"/>
+          <w:sz w:val="24"/>
+          <w:szCs w:val="24"/>
+          <w:lang w:val="en-US" w:eastAsia="zh-CN"/>
+        </w:rPr>
+        <w:t>本题开启O2.</w:t>
+      </w:r>
+    </w:p>
+    <w:p>
+      <w:pPr>
+        <w:ind w:firstLine="420" w:firstLineChars="0"/>
+        <w:jc w:val="both"/>
+        <w:rPr>
+          <w:rFonts w:hint="eastAsia"/>
+          <w:b w:val="0"/>
+          <w:bCs w:val="0"/>
+          <w:sz w:val="24"/>
+          <w:szCs w:val="24"/>
+          <w:lang w:val="en-US" w:eastAsia="zh-CN"/>
+        </w:rPr>
+      </w:pPr>
+    </w:p>
+    <w:bookmarkEnd w:id="2"/>
+    <w:p>
+      <w:pPr>
+        <w:jc w:val="both"/>
+        <w:rPr>
+          <w:rFonts w:hint="eastAsia"/>
+          <w:b/>
+          <w:bCs/>
+          <w:sz w:val="28"/>
+          <w:szCs w:val="28"/>
+          <w:lang w:val="en-US" w:eastAsia="zh-CN"/>
+        </w:rPr>
+      </w:pPr>
+      <w:r>
+        <w:rPr>
+          <w:rFonts w:hint="eastAsia"/>
+          <w:b/>
+          <w:bCs/>
+          <w:sz w:val="28"/>
+          <w:szCs w:val="28"/>
+          <w:lang w:val="en-US" w:eastAsia="zh-CN"/>
+        </w:rPr>
+        <w:t>输入描述</w:t>
+      </w:r>
+    </w:p>
+    <w:p>
+      <w:pPr>
+        <w:ind w:firstLine="420" w:firstLineChars="0"/>
+        <w:jc w:val="both"/>
+        <w:outlineLvl w:val="9"/>
+        <w:rPr>
+          <w:rFonts w:hint="default"/>
+          <w:b w:val="0"/>
+          <w:bCs w:val="0"/>
+          <w:sz w:val="24"/>
+          <w:szCs w:val="24"/>
+          <w:lang w:eastAsia="zh-CN"/>
+        </w:rPr>
+      </w:pPr>
+      <w:bookmarkStart w:id="3" w:name="OLE_LINK4"/>
+      <w:r>
+        <w:rPr>
+          <w:rFonts w:hint="default"/>
+          <w:b w:val="0"/>
+          <w:bCs w:val="0"/>
+          <w:sz w:val="24"/>
+          <w:szCs w:val="24"/>
+          <w:lang w:eastAsia="zh-CN"/>
+        </w:rPr>
+        <w:t>第一行两个整数N，M</w:t>
+      </w:r>
+    </w:p>
+    <w:p>
+      <w:pPr>
+        <w:ind w:firstLine="420" w:firstLineChars="0"/>
+        <w:jc w:val="both"/>
+        <w:outlineLvl w:val="9"/>
+        <w:rPr>
+          <w:rFonts w:hint="eastAsia"/>
+          <w:b w:val="0"/>
+          <w:bCs w:val="0"/>
+          <w:sz w:val="24"/>
+          <w:szCs w:val="24"/>
+          <w:lang w:eastAsia="zh-CN"/>
+        </w:rPr>
+      </w:pPr>
+      <w:r>
+        <w:rPr>
+          <w:rFonts w:hint="default"/>
+          <w:b w:val="0"/>
+          <w:bCs w:val="0"/>
+          <w:sz w:val="24"/>
+          <w:szCs w:val="24"/>
+          <w:lang w:eastAsia="zh-CN"/>
+        </w:rPr>
+        <w:t>第二行N个整数ai</w:t>
+      </w:r>
+      <w:r>
+        <w:rPr>
+          <w:rFonts w:hint="default"/>
+          <w:b w:val="0"/>
+          <w:bCs w:val="0"/>
+          <w:sz w:val="24"/>
+          <w:szCs w:val="24"/>
+          <w:lang w:eastAsia="zh-CN"/>
+        </w:rPr>
+        <w:t>表示序列的元素</w:t>
       </w:r>
       <w:bookmarkStart w:id="6" w:name="_GoBack"/>
       <w:bookmarkEnd w:id="6"/>
@@ -194,149 +347,7 @@
           <w:szCs w:val="24"/>
           <w:lang w:eastAsia="zh-CN"/>
         </w:rPr>
-        <w:t xml:space="preserve"> T3是一个长度为N的序列，每个元素是绝对值不超过10^9的整shun。老中医发现一段和为0的区间能够发生端倪，如果有足够多的端倪就能够制造出端倪发生器，我们定义一段区间的端倪强度为区间内所有和为0的子区间的长度之和，现在老中医要在这个序列中选择M个区间，询问每个区间的端倪强度。</w:t>
-      </w:r>
-    </w:p>
-    <w:p>
-      <w:pPr>
-        <w:ind w:firstLine="420" w:firstLineChars="0"/>
-        <w:jc w:val="both"/>
-        <w:rPr>
-          <w:rFonts w:hint="eastAsia"/>
-          <w:b w:val="0"/>
-          <w:bCs w:val="0"/>
-          <w:sz w:val="24"/>
-          <w:szCs w:val="24"/>
-          <w:lang w:eastAsia="zh-CN"/>
-        </w:rPr>
-      </w:pPr>
-      <w:r>
-        <w:rPr>
-          <w:rFonts w:hint="default"/>
-          <w:b w:val="0"/>
-          <w:bCs w:val="0"/>
-          <w:sz w:val="24"/>
-          <w:szCs w:val="24"/>
-          <w:lang w:eastAsia="zh-CN"/>
-        </w:rPr>
-        <w:t>为了防止你对操作进行离线，询问通过lstans加密。Lstans表示上一次询问的答案，对于第一次询问，我们令lstans = 0;</w:t>
-      </w:r>
-    </w:p>
-    <w:p>
-      <w:pPr>
-        <w:ind w:firstLine="420" w:firstLineChars="0"/>
-        <w:jc w:val="both"/>
-        <w:rPr>
-          <w:rFonts w:hint="eastAsia"/>
-          <w:b w:val="0"/>
-          <w:bCs w:val="0"/>
-          <w:sz w:val="24"/>
-          <w:szCs w:val="24"/>
-          <w:lang w:val="en-US" w:eastAsia="zh-CN"/>
-        </w:rPr>
-      </w:pPr>
-      <w:r>
-        <w:rPr>
-          <w:rFonts w:hint="eastAsia"/>
-          <w:b w:val="0"/>
-          <w:bCs w:val="0"/>
-          <w:sz w:val="24"/>
-          <w:szCs w:val="24"/>
-          <w:lang w:val="en-US" w:eastAsia="zh-CN"/>
-        </w:rPr>
-        <w:t>本题开启O2.</w:t>
-      </w:r>
-    </w:p>
-    <w:p>
-      <w:pPr>
-        <w:ind w:firstLine="420" w:firstLineChars="0"/>
-        <w:jc w:val="both"/>
-        <w:rPr>
-          <w:rFonts w:hint="eastAsia"/>
-          <w:b w:val="0"/>
-          <w:bCs w:val="0"/>
-          <w:sz w:val="24"/>
-          <w:szCs w:val="24"/>
-          <w:lang w:val="en-US" w:eastAsia="zh-CN"/>
-        </w:rPr>
-      </w:pPr>
-    </w:p>
-    <w:bookmarkEnd w:id="2"/>
-    <w:p>
-      <w:pPr>
-        <w:jc w:val="both"/>
-        <w:rPr>
-          <w:rFonts w:hint="eastAsia"/>
-          <w:b/>
-          <w:bCs/>
-          <w:sz w:val="28"/>
-          <w:szCs w:val="28"/>
-          <w:lang w:val="en-US" w:eastAsia="zh-CN"/>
-        </w:rPr>
-      </w:pPr>
-      <w:r>
-        <w:rPr>
-          <w:rFonts w:hint="eastAsia"/>
-          <w:b/>
-          <w:bCs/>
-          <w:sz w:val="28"/>
-          <w:szCs w:val="28"/>
-          <w:lang w:val="en-US" w:eastAsia="zh-CN"/>
-        </w:rPr>
-        <w:t>输入描述</w:t>
-      </w:r>
-    </w:p>
-    <w:p>
-      <w:pPr>
-        <w:ind w:firstLine="420" w:firstLineChars="0"/>
-        <w:jc w:val="both"/>
-        <w:outlineLvl w:val="9"/>
-        <w:rPr>
-          <w:rFonts w:hint="default"/>
-          <w:b w:val="0"/>
-          <w:bCs w:val="0"/>
-          <w:sz w:val="24"/>
-          <w:szCs w:val="24"/>
-          <w:lang w:eastAsia="zh-CN"/>
-        </w:rPr>
-      </w:pPr>
-      <w:bookmarkStart w:id="3" w:name="OLE_LINK4"/>
-      <w:r>
-        <w:rPr>
-          <w:rFonts w:hint="default"/>
-          <w:b w:val="0"/>
-          <w:bCs w:val="0"/>
-          <w:sz w:val="24"/>
-          <w:szCs w:val="24"/>
-          <w:lang w:eastAsia="zh-CN"/>
-        </w:rPr>
-        <w:t>第一行两个整数N，M</w:t>
-      </w:r>
-    </w:p>
-    <w:p>
-      <w:pPr>
-        <w:ind w:firstLine="420" w:firstLineChars="0"/>
-        <w:jc w:val="both"/>
-        <w:outlineLvl w:val="9"/>
-        <w:rPr>
-          <w:rFonts w:hint="eastAsia"/>
-          <w:b w:val="0"/>
-          <w:bCs w:val="0"/>
-          <w:sz w:val="24"/>
-          <w:szCs w:val="24"/>
-          <w:lang w:eastAsia="zh-CN"/>
-        </w:rPr>
-      </w:pPr>
-      <w:r>
-        <w:rPr>
-          <w:rFonts w:hint="default"/>
-          <w:b w:val="0"/>
-          <w:bCs w:val="0"/>
-          <w:sz w:val="24"/>
-          <w:szCs w:val="24"/>
-          <w:lang w:eastAsia="zh-CN"/>
-        </w:rPr>
-        <w:t>第二行N个整数ai。</w:t>
+        <w:t>。</w:t>
       </w:r>
     </w:p>
     <w:bookmarkEnd w:id="3"/>
@@ -656,18 +667,7 @@
           <w:szCs w:val="24"/>
           <w:lang w:eastAsia="zh-CN"/>
         </w:rPr>
-        <w:t xml:space="preserve">1 &lt;= N &lt;= 10,0000; 1 &lt;= M &lt; = 10,0000; </w:t>
-      </w:r>
-      <w:r>
-        <w:rPr>
-          <w:rFonts w:hint="default"/>
-          <w:b w:val="0"/>
-          <w:bCs w:val="0"/>
-          <w:sz w:val="24"/>
-          <w:szCs w:val="24"/>
-          <w:lang w:eastAsia="zh-CN"/>
-        </w:rPr>
-        <w:t>|ai| &lt;= 1e9; 0 &lt;= ui, vi &lt;= 1e9;</w:t>
+        <w:t>1 &lt;= N &lt;= 10,0000; 1 &lt;= M &lt; = 10,0000; |ai| &lt;= 1e9; 0 &lt;= ui, vi &lt;= 1e9;</w:t>
       </w:r>
     </w:p>
     <w:p>
